--- a/results/Aim1/tables/s_table5_lme_interact.docx
+++ b/results/Aim1/tables/s_table5_lme_interact.docx
@@ -295,7 +295,7 @@
                 <w:rFonts w:ascii="Calibri" w:hAnsi="Calibri"/>
                 <w:sz w:val="20"/>
               </w:rPr>
-              <w:t xml:space="preserve">q</w:t>
+              <w:t xml:space="preserve">p.adj</w:t>
             </w:r>
           </w:p>
         </w:tc>
@@ -384,7 +384,7 @@
                 <w:rFonts w:ascii="Calibri" w:hAnsi="Calibri"/>
                 <w:sz w:val="20"/>
               </w:rPr>
-              <w:t xml:space="preserve">q</w:t>
+              <w:t xml:space="preserve">p.adj</w:t>
             </w:r>
           </w:p>
         </w:tc>
@@ -507,7 +507,6 @@
               <w:start w:val="single" w:space="0" w:color="D3D3D3"/>
               <w:end w:val="single" w:space="0" w:color="D3D3D3"/>
             </w:tcBorders>
-            <w:shd w:val="clear" w:color="auto" w:fill="E8F4E8"/>
           </w:tcPr>
           <w:p>
             <w:pPr>
@@ -729,7 +728,6 @@
               <w:start w:val="single" w:space="0" w:color="D3D3D3"/>
               <w:end w:val="single" w:space="0" w:color="D3D3D3"/>
             </w:tcBorders>
-            <w:shd w:val="clear" w:color="auto" w:fill="E8F4E8"/>
           </w:tcPr>
           <w:p>
             <w:pPr>
@@ -754,20 +752,19 @@
               <w:start w:val="single" w:space="0" w:color="D3D3D3"/>
               <w:end w:val="single" w:space="0" w:color="D3D3D3"/>
             </w:tcBorders>
-            <w:shd w:val="clear" w:color="auto" w:fill="C8E6C9"/>
-          </w:tcPr>
-          <w:p>
-            <w:pPr>
-              <w:spacing w:before="0" w:after="60"/>
-              <w:keepNext/>
-              <w:jc w:val="center"/>
-            </w:pPr>
-            <w:r>
-              <w:rPr>
-                <w:rFonts w:ascii="Calibri" w:hAnsi="Calibri"/>
-                <w:sz w:val="20"/>
-              </w:rPr>
-              <w:t xml:space="default">0.003</w:t>
+          </w:tcPr>
+          <w:p>
+            <w:pPr>
+              <w:spacing w:before="0" w:after="60"/>
+              <w:keepNext/>
+              <w:jc w:val="center"/>
+            </w:pPr>
+            <w:r>
+              <w:rPr>
+                <w:rFonts w:ascii="Calibri" w:hAnsi="Calibri"/>
+                <w:sz w:val="20"/>
+              </w:rPr>
+              <w:t xml:space="default">0.009 **</w:t>
             </w:r>
           </w:p>
         </w:tc>
@@ -827,7 +824,6 @@
               <w:start w:val="single" w:space="0" w:color="D3D3D3"/>
               <w:end w:val="single" w:space="0" w:color="D3D3D3"/>
             </w:tcBorders>
-            <w:shd w:val="clear" w:color="auto" w:fill="E8F4E8"/>
           </w:tcPr>
           <w:p>
             <w:pPr>
@@ -852,20 +848,19 @@
               <w:start w:val="single" w:space="0" w:color="D3D3D3"/>
               <w:end w:val="single" w:space="0" w:color="D3D3D3"/>
             </w:tcBorders>
-            <w:shd w:val="clear" w:color="auto" w:fill="C8E6C9"/>
-          </w:tcPr>
-          <w:p>
-            <w:pPr>
-              <w:spacing w:before="0" w:after="60"/>
-              <w:keepNext/>
-              <w:jc w:val="center"/>
-            </w:pPr>
-            <w:r>
-              <w:rPr>
-                <w:rFonts w:ascii="Calibri" w:hAnsi="Calibri"/>
-                <w:sz w:val="20"/>
-              </w:rPr>
-              <w:t xml:space="default">0.028</w:t>
+          </w:tcPr>
+          <w:p>
+            <w:pPr>
+              <w:spacing w:before="0" w:after="60"/>
+              <w:keepNext/>
+              <w:jc w:val="center"/>
+            </w:pPr>
+            <w:r>
+              <w:rPr>
+                <w:rFonts w:ascii="Calibri" w:hAnsi="Calibri"/>
+                <w:sz w:val="20"/>
+              </w:rPr>
+              <w:t xml:space="default">0.072</w:t>
             </w:r>
           </w:p>
         </w:tc>
@@ -1086,7 +1081,7 @@
                 <w:rFonts w:ascii="Calibri" w:hAnsi="Calibri"/>
                 <w:sz w:val="20"/>
               </w:rPr>
-              <w:t xml:space="default">0.648</w:t>
+              <w:t xml:space="default">0.983</w:t>
             </w:r>
           </w:p>
         </w:tc>
@@ -1584,7 +1579,7 @@
                 <w:rFonts w:ascii="Calibri" w:hAnsi="Calibri"/>
                 <w:sz w:val="20"/>
               </w:rPr>
-              <w:t xml:space="default">Sex (Male)</w:t>
+              <w:t xml:space="default">Sex</w:t>
             </w:r>
           </w:p>
         </w:tc>
@@ -1740,7 +1735,6 @@
               <w:start w:val="single" w:space="0" w:color="D3D3D3"/>
               <w:end w:val="single" w:space="0" w:color="D3D3D3"/>
             </w:tcBorders>
-            <w:shd w:val="clear" w:color="auto" w:fill="E8F4E8"/>
           </w:tcPr>
           <w:p>
             <w:pPr>
@@ -1962,7 +1956,6 @@
               <w:start w:val="single" w:space="0" w:color="D3D3D3"/>
               <w:end w:val="single" w:space="0" w:color="D3D3D3"/>
             </w:tcBorders>
-            <w:shd w:val="clear" w:color="auto" w:fill="E8F4E8"/>
           </w:tcPr>
           <w:p>
             <w:pPr>
@@ -2497,7 +2490,7 @@
                 <w:rFonts w:ascii="Calibri" w:hAnsi="Calibri"/>
                 <w:sz w:val="20"/>
               </w:rPr>
-              <w:t xml:space="default">Time × Sex (Male)</w:t>
+              <w:t xml:space="default">Time × Sex</w:t>
             </w:r>
           </w:p>
         </w:tc>
@@ -2874,7 +2867,6 @@
               <w:start w:val="single" w:space="0" w:color="D3D3D3"/>
               <w:end w:val="single" w:space="0" w:color="D3D3D3"/>
             </w:tcBorders>
-            <w:shd w:val="clear" w:color="auto" w:fill="E8F4E8"/>
           </w:tcPr>
           <w:p>
             <w:pPr>
@@ -3034,7 +3026,6 @@
               <w:start w:val="single" w:space="0" w:color="D3D3D3"/>
               <w:end w:val="single" w:space="0" w:color="D3D3D3"/>
             </w:tcBorders>
-            <w:shd w:val="clear" w:color="auto" w:fill="E8F4E8"/>
           </w:tcPr>
           <w:p>
             <w:pPr>
@@ -3256,7 +3247,6 @@
               <w:start w:val="single" w:space="0" w:color="D3D3D3"/>
               <w:end w:val="single" w:space="0" w:color="D3D3D3"/>
             </w:tcBorders>
-            <w:shd w:val="clear" w:color="auto" w:fill="E8F4E8"/>
           </w:tcPr>
           <w:p>
             <w:pPr>
@@ -3281,20 +3271,19 @@
               <w:start w:val="single" w:space="0" w:color="D3D3D3"/>
               <w:end w:val="single" w:space="0" w:color="D3D3D3"/>
             </w:tcBorders>
-            <w:shd w:val="clear" w:color="auto" w:fill="C8E6C9"/>
-          </w:tcPr>
-          <w:p>
-            <w:pPr>
-              <w:spacing w:before="0" w:after="60"/>
-              <w:keepNext/>
-              <w:jc w:val="center"/>
-            </w:pPr>
-            <w:r>
-              <w:rPr>
-                <w:rFonts w:ascii="Calibri" w:hAnsi="Calibri"/>
-                <w:sz w:val="20"/>
-              </w:rPr>
-              <w:t xml:space="default">0.008</w:t>
+          </w:tcPr>
+          <w:p>
+            <w:pPr>
+              <w:spacing w:before="0" w:after="60"/>
+              <w:keepNext/>
+              <w:jc w:val="center"/>
+            </w:pPr>
+            <w:r>
+              <w:rPr>
+                <w:rFonts w:ascii="Calibri" w:hAnsi="Calibri"/>
+                <w:sz w:val="20"/>
+              </w:rPr>
+              <w:t xml:space="default">0.028 *</w:t>
             </w:r>
           </w:p>
         </w:tc>
@@ -3354,7 +3343,6 @@
               <w:start w:val="single" w:space="0" w:color="D3D3D3"/>
               <w:end w:val="single" w:space="0" w:color="D3D3D3"/>
             </w:tcBorders>
-            <w:shd w:val="clear" w:color="auto" w:fill="E8F4E8"/>
           </w:tcPr>
           <w:p>
             <w:pPr>
@@ -3379,20 +3367,19 @@
               <w:start w:val="single" w:space="0" w:color="D3D3D3"/>
               <w:end w:val="single" w:space="0" w:color="D3D3D3"/>
             </w:tcBorders>
-            <w:shd w:val="clear" w:color="auto" w:fill="C8E6C9"/>
-          </w:tcPr>
-          <w:p>
-            <w:pPr>
-              <w:spacing w:before="0" w:after="60"/>
-              <w:keepNext/>
-              <w:jc w:val="center"/>
-            </w:pPr>
-            <w:r>
-              <w:rPr>
-                <w:rFonts w:ascii="Calibri" w:hAnsi="Calibri"/>
-                <w:sz w:val="20"/>
-              </w:rPr>
-              <w:t xml:space="default">0.008</w:t>
+          </w:tcPr>
+          <w:p>
+            <w:pPr>
+              <w:spacing w:before="0" w:after="60"/>
+              <w:keepNext/>
+              <w:jc w:val="center"/>
+            </w:pPr>
+            <w:r>
+              <w:rPr>
+                <w:rFonts w:ascii="Calibri" w:hAnsi="Calibri"/>
+                <w:sz w:val="20"/>
+              </w:rPr>
+              <w:t xml:space="default">0.028 *</w:t>
             </w:r>
           </w:p>
         </w:tc>
@@ -3517,7 +3504,7 @@
                 <w:rFonts w:ascii="Calibri" w:hAnsi="Calibri"/>
                 <w:sz w:val="20"/>
               </w:rPr>
-              <w:t xml:space="default">0.926</w:t>
+              <w:t xml:space="default">0.983</w:t>
             </w:r>
           </w:p>
         </w:tc>
@@ -3613,7 +3600,7 @@
                 <w:rFonts w:ascii="Calibri" w:hAnsi="Calibri"/>
                 <w:sz w:val="20"/>
               </w:rPr>
-              <w:t xml:space="default">0.648</w:t>
+              <w:t xml:space="default">0.983</w:t>
             </w:r>
           </w:p>
         </w:tc>
@@ -4046,7 +4033,6 @@
               <w:start w:val="single" w:space="0" w:color="D3D3D3"/>
               <w:end w:val="single" w:space="0" w:color="D3D3D3"/>
             </w:tcBorders>
-            <w:shd w:val="clear" w:color="auto" w:fill="E8F4E8"/>
           </w:tcPr>
           <w:p>
             <w:pPr>
@@ -4112,7 +4098,7 @@
                 <w:rFonts w:ascii="Calibri" w:hAnsi="Calibri"/>
                 <w:sz w:val="20"/>
               </w:rPr>
-              <w:t xml:space="default">Sex (Male)</w:t>
+              <w:t xml:space="default">Sex</w:t>
             </w:r>
           </w:p>
         </w:tc>
@@ -4268,7 +4254,6 @@
               <w:start w:val="single" w:space="0" w:color="D3D3D3"/>
               <w:end w:val="single" w:space="0" w:color="D3D3D3"/>
             </w:tcBorders>
-            <w:shd w:val="clear" w:color="auto" w:fill="E8F4E8"/>
           </w:tcPr>
           <w:p>
             <w:pPr>
@@ -5024,7 +5009,7 @@
                 <w:rFonts w:ascii="Calibri" w:hAnsi="Calibri"/>
                 <w:sz w:val="20"/>
               </w:rPr>
-              <w:t xml:space="default">Time × Sex (Male)</w:t>
+              <w:t xml:space="default">Time × Sex</w:t>
             </w:r>
           </w:p>
         </w:tc>
@@ -5560,7 +5545,6 @@
               <w:start w:val="single" w:space="0" w:color="D3D3D3"/>
               <w:end w:val="single" w:space="0" w:color="D3D3D3"/>
             </w:tcBorders>
-            <w:shd w:val="clear" w:color="auto" w:fill="E8F4E8"/>
           </w:tcPr>
           <w:p>
             <w:pPr>
@@ -5782,7 +5766,6 @@
               <w:start w:val="single" w:space="0" w:color="D3D3D3"/>
               <w:end w:val="single" w:space="0" w:color="D3D3D3"/>
             </w:tcBorders>
-            <w:shd w:val="clear" w:color="auto" w:fill="E8F4E8"/>
           </w:tcPr>
           <w:p>
             <w:pPr>
@@ -5807,20 +5790,19 @@
               <w:start w:val="single" w:space="0" w:color="D3D3D3"/>
               <w:end w:val="single" w:space="0" w:color="D3D3D3"/>
             </w:tcBorders>
-            <w:shd w:val="clear" w:color="auto" w:fill="C8E6C9"/>
-          </w:tcPr>
-          <w:p>
-            <w:pPr>
-              <w:spacing w:before="0" w:after="60"/>
-              <w:keepNext/>
-              <w:jc w:val="center"/>
-            </w:pPr>
-            <w:r>
-              <w:rPr>
-                <w:rFonts w:ascii="Calibri" w:hAnsi="Calibri"/>
-                <w:sz w:val="20"/>
-              </w:rPr>
-              <w:t xml:space="default">0.039</w:t>
+          </w:tcPr>
+          <w:p>
+            <w:pPr>
+              <w:spacing w:before="0" w:after="60"/>
+              <w:keepNext/>
+              <w:jc w:val="center"/>
+            </w:pPr>
+            <w:r>
+              <w:rPr>
+                <w:rFonts w:ascii="Calibri" w:hAnsi="Calibri"/>
+                <w:sz w:val="20"/>
+              </w:rPr>
+              <w:t xml:space="default">0.072</w:t>
             </w:r>
           </w:p>
         </w:tc>
@@ -6041,7 +6023,7 @@
                 <w:rFonts w:ascii="Calibri" w:hAnsi="Calibri"/>
                 <w:sz w:val="20"/>
               </w:rPr>
-              <w:t xml:space="default">0.926</w:t>
+              <w:t xml:space="default">0.983</w:t>
             </w:r>
           </w:p>
         </w:tc>
@@ -6137,7 +6119,7 @@
                 <w:rFonts w:ascii="Calibri" w:hAnsi="Calibri"/>
                 <w:sz w:val="20"/>
               </w:rPr>
-              <w:t xml:space="default">0.926</w:t>
+              <w:t xml:space="default">0.983</w:t>
             </w:r>
           </w:p>
         </w:tc>
@@ -6570,7 +6552,6 @@
               <w:start w:val="single" w:space="0" w:color="D3D3D3"/>
               <w:end w:val="single" w:space="0" w:color="D3D3D3"/>
             </w:tcBorders>
-            <w:shd w:val="clear" w:color="auto" w:fill="E8F4E8"/>
           </w:tcPr>
           <w:p>
             <w:pPr>
@@ -6636,7 +6617,7 @@
                 <w:rFonts w:ascii="Calibri" w:hAnsi="Calibri"/>
                 <w:sz w:val="20"/>
               </w:rPr>
-              <w:t xml:space="default">Sex (Male)</w:t>
+              <w:t xml:space="default">Sex</w:t>
             </w:r>
           </w:p>
         </w:tc>
@@ -6792,7 +6773,6 @@
               <w:start w:val="single" w:space="0" w:color="D3D3D3"/>
               <w:end w:val="single" w:space="0" w:color="D3D3D3"/>
             </w:tcBorders>
-            <w:shd w:val="clear" w:color="auto" w:fill="E8F4E8"/>
           </w:tcPr>
           <w:p>
             <w:pPr>
@@ -7548,7 +7528,7 @@
                 <w:rFonts w:ascii="Calibri" w:hAnsi="Calibri"/>
                 <w:sz w:val="20"/>
               </w:rPr>
-              <w:t xml:space="default">Time × Sex (Male)</w:t>
+              <w:t xml:space="default">Time × Sex</w:t>
             </w:r>
           </w:p>
         </w:tc>
@@ -7704,7 +7684,6 @@
               <w:start w:val="single" w:space="0" w:color="D3D3D3"/>
               <w:end w:val="single" w:space="0" w:color="D3D3D3"/>
             </w:tcBorders>
-            <w:shd w:val="clear" w:color="auto" w:fill="E8F4E8"/>
           </w:tcPr>
           <w:p>
             <w:pPr>
@@ -7996,7 +7975,7 @@
                 <w:sz w:val="20"/>
                 <w:b w:val="true"/>
               </w:rPr>
-              <w:t xml:space="default">ptau-181</w:t>
+              <w:t xml:space="default">ptau181</w:t>
             </w:r>
           </w:p>
         </w:tc>
@@ -8085,7 +8064,6 @@
               <w:start w:val="single" w:space="0" w:color="D3D3D3"/>
               <w:end w:val="single" w:space="0" w:color="D3D3D3"/>
             </w:tcBorders>
-            <w:shd w:val="clear" w:color="auto" w:fill="E8F4E8"/>
           </w:tcPr>
           <w:p>
             <w:pPr>
@@ -8182,7 +8160,6 @@
               <w:start w:val="single" w:space="0" w:color="D3D3D3"/>
               <w:end w:val="single" w:space="0" w:color="D3D3D3"/>
             </w:tcBorders>
-            <w:shd w:val="clear" w:color="auto" w:fill="E8F4E8"/>
           </w:tcPr>
           <w:p>
             <w:pPr>
@@ -8308,7 +8285,6 @@
               <w:start w:val="single" w:space="0" w:color="D3D3D3"/>
               <w:end w:val="single" w:space="0" w:color="D3D3D3"/>
             </w:tcBorders>
-            <w:shd w:val="clear" w:color="auto" w:fill="E8F4E8"/>
           </w:tcPr>
           <w:p>
             <w:pPr>
@@ -8333,20 +8309,19 @@
               <w:start w:val="single" w:space="0" w:color="D3D3D3"/>
               <w:end w:val="single" w:space="0" w:color="D3D3D3"/>
             </w:tcBorders>
-            <w:shd w:val="clear" w:color="auto" w:fill="C8E6C9"/>
-          </w:tcPr>
-          <w:p>
-            <w:pPr>
-              <w:spacing w:before="0" w:after="60"/>
-              <w:keepNext/>
-              <w:jc w:val="center"/>
-            </w:pPr>
-            <w:r>
-              <w:rPr>
-                <w:rFonts w:ascii="Calibri" w:hAnsi="Calibri"/>
-                <w:sz w:val="20"/>
-              </w:rPr>
-              <w:t xml:space="default">0.031</w:t>
+          </w:tcPr>
+          <w:p>
+            <w:pPr>
+              <w:spacing w:before="0" w:after="60"/>
+              <w:keepNext/>
+              <w:jc w:val="center"/>
+            </w:pPr>
+            <w:r>
+              <w:rPr>
+                <w:rFonts w:ascii="Calibri" w:hAnsi="Calibri"/>
+                <w:sz w:val="20"/>
+              </w:rPr>
+              <w:t xml:space="default">0.072</w:t>
             </w:r>
           </w:p>
         </w:tc>
@@ -8406,7 +8381,6 @@
               <w:start w:val="single" w:space="0" w:color="D3D3D3"/>
               <w:end w:val="single" w:space="0" w:color="D3D3D3"/>
             </w:tcBorders>
-            <w:shd w:val="clear" w:color="auto" w:fill="E8F4E8"/>
           </w:tcPr>
           <w:p>
             <w:pPr>
@@ -8431,20 +8405,19 @@
               <w:start w:val="single" w:space="0" w:color="D3D3D3"/>
               <w:end w:val="single" w:space="0" w:color="D3D3D3"/>
             </w:tcBorders>
-            <w:shd w:val="clear" w:color="auto" w:fill="C8E6C9"/>
-          </w:tcPr>
-          <w:p>
-            <w:pPr>
-              <w:spacing w:before="0" w:after="60"/>
-              <w:keepNext/>
-              <w:jc w:val="center"/>
-            </w:pPr>
-            <w:r>
-              <w:rPr>
-                <w:rFonts w:ascii="Calibri" w:hAnsi="Calibri"/>
-                <w:sz w:val="20"/>
-              </w:rPr>
-              <w:t xml:space="default">0.008</w:t>
+          </w:tcPr>
+          <w:p>
+            <w:pPr>
+              <w:spacing w:before="0" w:after="60"/>
+              <w:keepNext/>
+              <w:jc w:val="center"/>
+            </w:pPr>
+            <w:r>
+              <w:rPr>
+                <w:rFonts w:ascii="Calibri" w:hAnsi="Calibri"/>
+                <w:sz w:val="20"/>
+              </w:rPr>
+              <w:t xml:space="default">0.028 *</w:t>
             </w:r>
           </w:p>
         </w:tc>
@@ -8533,7 +8506,6 @@
               <w:start w:val="single" w:space="0" w:color="D3D3D3"/>
               <w:end w:val="single" w:space="0" w:color="D3D3D3"/>
             </w:tcBorders>
-            <w:shd w:val="clear" w:color="auto" w:fill="E8F4E8"/>
           </w:tcPr>
           <w:p>
             <w:pPr>
@@ -8570,7 +8542,7 @@
                 <w:rFonts w:ascii="Calibri" w:hAnsi="Calibri"/>
                 <w:sz w:val="20"/>
               </w:rPr>
-              <w:t xml:space="default">0.199</w:t>
+              <w:t xml:space="default">0.365</w:t>
             </w:r>
           </w:p>
         </w:tc>
@@ -8630,7 +8602,6 @@
               <w:start w:val="single" w:space="0" w:color="D3D3D3"/>
               <w:end w:val="single" w:space="0" w:color="D3D3D3"/>
             </w:tcBorders>
-            <w:shd w:val="clear" w:color="auto" w:fill="E8F4E8"/>
           </w:tcPr>
           <w:p>
             <w:pPr>
@@ -8667,7 +8638,7 @@
                 <w:rFonts w:ascii="Calibri" w:hAnsi="Calibri"/>
                 <w:sz w:val="20"/>
               </w:rPr>
-              <w:t xml:space="default">0.199</w:t>
+              <w:t xml:space="default">0.365</w:t>
             </w:r>
           </w:p>
         </w:tc>
@@ -9100,7 +9071,6 @@
               <w:start w:val="single" w:space="0" w:color="D3D3D3"/>
               <w:end w:val="single" w:space="0" w:color="D3D3D3"/>
             </w:tcBorders>
-            <w:shd w:val="clear" w:color="auto" w:fill="E8F4E8"/>
           </w:tcPr>
           <w:p>
             <w:pPr>
@@ -9166,7 +9136,7 @@
                 <w:rFonts w:ascii="Calibri" w:hAnsi="Calibri"/>
                 <w:sz w:val="20"/>
               </w:rPr>
-              <w:t xml:space="default">Sex (Male)</w:t>
+              <w:t xml:space="default">Sex</w:t>
             </w:r>
           </w:p>
         </w:tc>
@@ -10012,7 +9982,6 @@
               <w:start w:val="single" w:space="0" w:color="D3D3D3"/>
               <w:end w:val="single" w:space="0" w:color="D3D3D3"/>
             </w:tcBorders>
-            <w:shd w:val="clear" w:color="auto" w:fill="E8F4E8"/>
           </w:tcPr>
           <w:p>
             <w:pPr>
@@ -10078,7 +10047,7 @@
                 <w:rFonts w:ascii="Calibri" w:hAnsi="Calibri"/>
                 <w:sz w:val="20"/>
               </w:rPr>
-              <w:t xml:space="default">Time × Sex (Male)</w:t>
+              <w:t xml:space="default">Time × Sex</w:t>
             </w:r>
           </w:p>
         </w:tc>
@@ -10525,7 +10494,7 @@
                 <w:sz w:val="20"/>
                 <w:b w:val="true"/>
               </w:rPr>
-              <w:t xml:space="default">ptau-217</w:t>
+              <w:t xml:space="default">ptau217</w:t>
             </w:r>
           </w:p>
         </w:tc>
@@ -10614,7 +10583,6 @@
               <w:start w:val="single" w:space="0" w:color="D3D3D3"/>
               <w:end w:val="single" w:space="0" w:color="D3D3D3"/>
             </w:tcBorders>
-            <w:shd w:val="clear" w:color="auto" w:fill="E8F4E8"/>
           </w:tcPr>
           <w:p>
             <w:pPr>
@@ -10836,7 +10804,6 @@
               <w:start w:val="single" w:space="0" w:color="D3D3D3"/>
               <w:end w:val="single" w:space="0" w:color="D3D3D3"/>
             </w:tcBorders>
-            <w:shd w:val="clear" w:color="auto" w:fill="E8F4E8"/>
           </w:tcPr>
           <w:p>
             <w:pPr>
@@ -10861,20 +10828,19 @@
               <w:start w:val="single" w:space="0" w:color="D3D3D3"/>
               <w:end w:val="single" w:space="0" w:color="D3D3D3"/>
             </w:tcBorders>
-            <w:shd w:val="clear" w:color="auto" w:fill="C8E6C9"/>
-          </w:tcPr>
-          <w:p>
-            <w:pPr>
-              <w:spacing w:before="0" w:after="60"/>
-              <w:keepNext/>
-              <w:jc w:val="center"/>
-            </w:pPr>
-            <w:r>
-              <w:rPr>
-                <w:rFonts w:ascii="Calibri" w:hAnsi="Calibri"/>
-                <w:sz w:val="20"/>
-              </w:rPr>
-              <w:t xml:space="default">0.002</w:t>
+          </w:tcPr>
+          <w:p>
+            <w:pPr>
+              <w:spacing w:before="0" w:after="60"/>
+              <w:keepNext/>
+              <w:jc w:val="center"/>
+            </w:pPr>
+            <w:r>
+              <w:rPr>
+                <w:rFonts w:ascii="Calibri" w:hAnsi="Calibri"/>
+                <w:sz w:val="20"/>
+              </w:rPr>
+              <w:t xml:space="default">0.004 **</w:t>
             </w:r>
           </w:p>
         </w:tc>
@@ -10934,7 +10900,6 @@
               <w:start w:val="single" w:space="0" w:color="D3D3D3"/>
               <w:end w:val="single" w:space="0" w:color="D3D3D3"/>
             </w:tcBorders>
-            <w:shd w:val="clear" w:color="auto" w:fill="E8F4E8"/>
           </w:tcPr>
           <w:p>
             <w:pPr>
@@ -10959,20 +10924,19 @@
               <w:start w:val="single" w:space="0" w:color="D3D3D3"/>
               <w:end w:val="single" w:space="0" w:color="D3D3D3"/>
             </w:tcBorders>
-            <w:shd w:val="clear" w:color="auto" w:fill="C8E6C9"/>
-          </w:tcPr>
-          <w:p>
-            <w:pPr>
-              <w:spacing w:before="0" w:after="60"/>
-              <w:keepNext/>
-              <w:jc w:val="center"/>
-            </w:pPr>
-            <w:r>
-              <w:rPr>
-                <w:rFonts w:ascii="Calibri" w:hAnsi="Calibri"/>
-                <w:sz w:val="20"/>
-              </w:rPr>
-              <w:t xml:space="default">0.002</w:t>
+          </w:tcPr>
+          <w:p>
+            <w:pPr>
+              <w:spacing w:before="0" w:after="60"/>
+              <w:keepNext/>
+              <w:jc w:val="center"/>
+            </w:pPr>
+            <w:r>
+              <w:rPr>
+                <w:rFonts w:ascii="Calibri" w:hAnsi="Calibri"/>
+                <w:sz w:val="20"/>
+              </w:rPr>
+              <w:t xml:space="default">0.007 **</w:t>
             </w:r>
           </w:p>
         </w:tc>
@@ -11097,7 +11061,7 @@
                 <w:rFonts w:ascii="Calibri" w:hAnsi="Calibri"/>
                 <w:sz w:val="20"/>
               </w:rPr>
-              <w:t xml:space="default">0.648</w:t>
+              <w:t xml:space="default">0.983</w:t>
             </w:r>
           </w:p>
         </w:tc>
@@ -11193,7 +11157,7 @@
                 <w:rFonts w:ascii="Calibri" w:hAnsi="Calibri"/>
                 <w:sz w:val="20"/>
               </w:rPr>
-              <w:t xml:space="default">0.648</w:t>
+              <w:t xml:space="default">0.983</w:t>
             </w:r>
           </w:p>
         </w:tc>
@@ -11626,7 +11590,6 @@
               <w:start w:val="single" w:space="0" w:color="D3D3D3"/>
               <w:end w:val="single" w:space="0" w:color="D3D3D3"/>
             </w:tcBorders>
-            <w:shd w:val="clear" w:color="auto" w:fill="E8F4E8"/>
           </w:tcPr>
           <w:p>
             <w:pPr>
@@ -11692,7 +11655,7 @@
                 <w:rFonts w:ascii="Calibri" w:hAnsi="Calibri"/>
                 <w:sz w:val="20"/>
               </w:rPr>
-              <w:t xml:space="default">Sex (Male)</w:t>
+              <w:t xml:space="default">Sex</w:t>
             </w:r>
           </w:p>
         </w:tc>
@@ -11848,7 +11811,6 @@
               <w:start w:val="single" w:space="0" w:color="D3D3D3"/>
               <w:end w:val="single" w:space="0" w:color="D3D3D3"/>
             </w:tcBorders>
-            <w:shd w:val="clear" w:color="auto" w:fill="E8F4E8"/>
           </w:tcPr>
           <w:p>
             <w:pPr>
@@ -12604,7 +12566,7 @@
                 <w:rFonts w:ascii="Calibri" w:hAnsi="Calibri"/>
                 <w:sz w:val="20"/>
               </w:rPr>
-              <w:t xml:space="default">Time × Sex (Male)</w:t>
+              <w:t xml:space="default">Time × Sex</w:t>
             </w:r>
           </w:p>
         </w:tc>
@@ -13051,7 +13013,7 @@
                 <w:sz w:val="20"/>
                 <w:b w:val="true"/>
               </w:rPr>
-              <w:t xml:space="default">ptau-217/Aβ42 ratio</w:t>
+              <w:t xml:space="default">ptau217/Aβ42 ratio</w:t>
             </w:r>
           </w:p>
         </w:tc>
@@ -13140,7 +13102,6 @@
               <w:start w:val="single" w:space="0" w:color="D3D3D3"/>
               <w:end w:val="single" w:space="0" w:color="D3D3D3"/>
             </w:tcBorders>
-            <w:shd w:val="clear" w:color="auto" w:fill="E8F4E8"/>
           </w:tcPr>
           <w:p>
             <w:pPr>
@@ -13362,7 +13323,6 @@
               <w:start w:val="single" w:space="0" w:color="D3D3D3"/>
               <w:end w:val="single" w:space="0" w:color="D3D3D3"/>
             </w:tcBorders>
-            <w:shd w:val="clear" w:color="auto" w:fill="E8F4E8"/>
           </w:tcPr>
           <w:p>
             <w:pPr>
@@ -13387,20 +13347,19 @@
               <w:start w:val="single" w:space="0" w:color="D3D3D3"/>
               <w:end w:val="single" w:space="0" w:color="D3D3D3"/>
             </w:tcBorders>
-            <w:shd w:val="clear" w:color="auto" w:fill="C8E6C9"/>
-          </w:tcPr>
-          <w:p>
-            <w:pPr>
-              <w:spacing w:before="0" w:after="60"/>
-              <w:keepNext/>
-              <w:jc w:val="center"/>
-            </w:pPr>
-            <w:r>
-              <w:rPr>
-                <w:rFonts w:ascii="Calibri" w:hAnsi="Calibri"/>
-                <w:sz w:val="20"/>
-              </w:rPr>
-              <w:t xml:space="default">0.002</w:t>
+          </w:tcPr>
+          <w:p>
+            <w:pPr>
+              <w:spacing w:before="0" w:after="60"/>
+              <w:keepNext/>
+              <w:jc w:val="center"/>
+            </w:pPr>
+            <w:r>
+              <w:rPr>
+                <w:rFonts w:ascii="Calibri" w:hAnsi="Calibri"/>
+                <w:sz w:val="20"/>
+              </w:rPr>
+              <w:t xml:space="default">0.003 **</w:t>
             </w:r>
           </w:p>
         </w:tc>
@@ -13460,7 +13419,6 @@
               <w:start w:val="single" w:space="0" w:color="D3D3D3"/>
               <w:end w:val="single" w:space="0" w:color="D3D3D3"/>
             </w:tcBorders>
-            <w:shd w:val="clear" w:color="auto" w:fill="E8F4E8"/>
           </w:tcPr>
           <w:p>
             <w:pPr>
@@ -13485,20 +13443,19 @@
               <w:start w:val="single" w:space="0" w:color="D3D3D3"/>
               <w:end w:val="single" w:space="0" w:color="D3D3D3"/>
             </w:tcBorders>
-            <w:shd w:val="clear" w:color="auto" w:fill="C8E6C9"/>
-          </w:tcPr>
-          <w:p>
-            <w:pPr>
-              <w:spacing w:before="0" w:after="60"/>
-              <w:keepNext/>
-              <w:jc w:val="center"/>
-            </w:pPr>
-            <w:r>
-              <w:rPr>
-                <w:rFonts w:ascii="Calibri" w:hAnsi="Calibri"/>
-                <w:sz w:val="20"/>
-              </w:rPr>
-              <w:t xml:space="default">0.002</w:t>
+          </w:tcPr>
+          <w:p>
+            <w:pPr>
+              <w:spacing w:before="0" w:after="60"/>
+              <w:keepNext/>
+              <w:jc w:val="center"/>
+            </w:pPr>
+            <w:r>
+              <w:rPr>
+                <w:rFonts w:ascii="Calibri" w:hAnsi="Calibri"/>
+                <w:sz w:val="20"/>
+              </w:rPr>
+              <w:t xml:space="default">0.002 **</w:t>
             </w:r>
           </w:p>
         </w:tc>
@@ -13623,7 +13580,7 @@
                 <w:rFonts w:ascii="Calibri" w:hAnsi="Calibri"/>
                 <w:sz w:val="20"/>
               </w:rPr>
-              <w:t xml:space="default">0.926</w:t>
+              <w:t xml:space="default">0.983</w:t>
             </w:r>
           </w:p>
         </w:tc>
@@ -13719,7 +13676,7 @@
                 <w:rFonts w:ascii="Calibri" w:hAnsi="Calibri"/>
                 <w:sz w:val="20"/>
               </w:rPr>
-              <w:t xml:space="default">0.926</w:t>
+              <w:t xml:space="default">0.983</w:t>
             </w:r>
           </w:p>
         </w:tc>
@@ -14152,7 +14109,6 @@
               <w:start w:val="single" w:space="0" w:color="D3D3D3"/>
               <w:end w:val="single" w:space="0" w:color="D3D3D3"/>
             </w:tcBorders>
-            <w:shd w:val="clear" w:color="auto" w:fill="E8F4E8"/>
           </w:tcPr>
           <w:p>
             <w:pPr>
@@ -14218,7 +14174,7 @@
                 <w:rFonts w:ascii="Calibri" w:hAnsi="Calibri"/>
                 <w:sz w:val="20"/>
               </w:rPr>
-              <w:t xml:space="default">Sex (Male)</w:t>
+              <w:t xml:space="default">Sex</w:t>
             </w:r>
           </w:p>
         </w:tc>
@@ -14374,7 +14330,6 @@
               <w:start w:val="single" w:space="0" w:color="D3D3D3"/>
               <w:end w:val="single" w:space="0" w:color="D3D3D3"/>
             </w:tcBorders>
-            <w:shd w:val="clear" w:color="auto" w:fill="E8F4E8"/>
           </w:tcPr>
           <w:p>
             <w:pPr>
@@ -15130,7 +15085,7 @@
                 <w:rFonts w:ascii="Calibri" w:hAnsi="Calibri"/>
                 <w:sz w:val="20"/>
               </w:rPr>
-              <w:t xml:space="default">Time × Sex (Male)</w:t>
+              <w:t xml:space="default">Time × Sex</w:t>
             </w:r>
           </w:p>
         </w:tc>
@@ -15575,7 +15530,7 @@
                 <w:rFonts w:ascii="Calibri" w:hAnsi="Calibri"/>
                 <w:sz w:val="20"/>
               </w:rPr>
-              <w:t xml:space="default">p: unadjusted; q: Benjamini-Hochberg FDR-adjusted across 12 tests (6 biomarkers × 2 models) within each term family. q is reported for: (1) the composite risk score level effect and (2) the time × composite risk score interaction, each corrected in a separate family of 12. Covariate terms are not corrected (—). Light green: p &lt; 0.05; dark green: q &lt; 0.05.</w:t>
+              <w:t xml:space="default">p: unadjusted; p.adj: Hochberg-adjusted within each term family (12 tests per family: 6 biomarkers × 2 models). p.adj is reported for: 1) the composite risk score level effect and 2) the time × composite risk score interaction. Stars denote adjusted p: *&lt;0.05, **&lt;0.01, ***&lt;0.001. Covariate terms are not corrected (—).</w:t>
             </w:r>
           </w:p>
         </w:tc>
